--- a/pr-preview/pr-341/estimator-properties-handout.docx
+++ b/pr-preview/pr-341/estimator-properties-handout.docx
@@ -15,7 +15,7 @@
         <w:pStyle w:val="Date"/>
       </w:pPr>
       <w:r>
-        <w:t xml:space="preserve">Last modified: 2026-10-18 13:29:01 (PDT)</w:t>
+        <w:t xml:space="preserve">Last modified: 2026-10-18 14:27:47 (PDT)</w:t>
       </w:r>
     </w:p>
     <w:p>

--- a/pr-preview/pr-341/estimator-properties-handout.docx
+++ b/pr-preview/pr-341/estimator-properties-handout.docx
@@ -15,7 +15,7 @@
         <w:pStyle w:val="Date"/>
       </w:pPr>
       <w:r>
-        <w:t xml:space="preserve">Last modified: 2026-10-18 14:27:47 (PDT)</w:t>
+        <w:t xml:space="preserve">Last modified: 2026-10-18 17:07:37 (PDT)</w:t>
       </w:r>
     </w:p>
     <w:p>

--- a/pr-preview/pr-341/estimator-properties-handout.docx
+++ b/pr-preview/pr-341/estimator-properties-handout.docx
@@ -15,7 +15,7 @@
         <w:pStyle w:val="Date"/>
       </w:pPr>
       <w:r>
-        <w:t xml:space="preserve">Last modified: 2026-10-18 17:07:37 (PDT)</w:t>
+        <w:t xml:space="preserve">Last modified: 2026-10-18 22:00:53 (PDT)</w:t>
       </w:r>
     </w:p>
     <w:p>

--- a/pr-preview/pr-341/estimator-properties-handout.docx
+++ b/pr-preview/pr-341/estimator-properties-handout.docx
@@ -15,7 +15,7 @@
         <w:pStyle w:val="Date"/>
       </w:pPr>
       <w:r>
-        <w:t xml:space="preserve">Last modified: 2026-10-18 22:00:53 (PDT)</w:t>
+        <w:t xml:space="preserve">Last modified: 2026-10-18 23:39:02 (PDT)</w:t>
       </w:r>
     </w:p>
     <w:p>

--- a/pr-preview/pr-341/estimator-properties-handout.docx
+++ b/pr-preview/pr-341/estimator-properties-handout.docx
@@ -15,7 +15,7 @@
         <w:pStyle w:val="Date"/>
       </w:pPr>
       <w:r>
-        <w:t xml:space="preserve">Last modified: 2026-10-18 23:39:02 (PDT)</w:t>
+        <w:t xml:space="preserve">Last modified: 2026-10-19 00:34:20 (PDT)</w:t>
       </w:r>
     </w:p>
     <w:p>

--- a/pr-preview/pr-341/estimator-properties-handout.docx
+++ b/pr-preview/pr-341/estimator-properties-handout.docx
@@ -15,7 +15,7 @@
         <w:pStyle w:val="Date"/>
       </w:pPr>
       <w:r>
-        <w:t xml:space="preserve">Last modified: 2026-10-19 00:34:20 (PDT)</w:t>
+        <w:t xml:space="preserve">Last modified: 2026-10-19 00:53:49 (PDT)</w:t>
       </w:r>
     </w:p>
     <w:p>
@@ -61,7 +61,7 @@
         <w:t xml:space="preserve">and how small can the variance of an unbiased estimator be?</w:t>
       </w:r>
     </w:p>
-    <w:bookmarkStart w:id="34" w:name="sec-consistency"/>
+    <w:bookmarkStart w:id="35" w:name="sec-consistency"/>
     <w:p>
       <w:pPr>
         <w:pStyle w:val="Heading2"/>
@@ -70,7 +70,7 @@
         <w:t xml:space="preserve">1 Consistency</w:t>
       </w:r>
     </w:p>
-    <w:bookmarkStart w:id="12" w:name="def-consistent"/>
+    <w:bookmarkStart w:id="13" w:name="def-consistent"/>
     <w:p>
       <w:pPr>
         <w:pStyle w:val="FirstParagraph"/>
@@ -220,23 +220,34 @@
         <w:t xml:space="preserve"> </w:t>
       </w:r>
       <w:r>
-        <w:t xml:space="preserve">goes to zero as the sample size grows</w:t>
-      </w:r>
-      <w:r>
-        <w:t xml:space="preserve"> </w:t>
-      </w:r>
-      <w:r>
-        <w:t xml:space="preserve">[1]</w:t>
-      </w:r>
-      <w:r>
-        <w:t xml:space="preserve">:</w:t>
+        <w:t xml:space="preserve">goes to zero as the</w:t>
+      </w:r>
+      <w:r>
+        <w:t xml:space="preserve"> </w:t>
+      </w:r>
+      <w:hyperlink r:id="rId10">
+        <w:r>
+          <w:rPr>
+            <w:rStyle w:val="Hyperlink"/>
+          </w:rPr>
+          <w:t xml:space="preserve">sample</w:t>
+        </w:r>
+      </w:hyperlink>
+      <w:r>
+        <w:t xml:space="preserve"> </w:t>
+      </w:r>
+      <w:r>
+        <w:t xml:space="preserve">size grows:</w:t>
+      </w:r>
+      <w:r>
+        <w:t xml:space="preserve"> </w:t>
       </w:r>
     </w:p>
     <w:p>
       <w:pPr>
         <w:pStyle w:val="BodyText"/>
       </w:pPr>
-      <w:bookmarkStart w:id="10" w:name="eq-consistent"/>
+      <w:bookmarkStart w:id="11" w:name="eq-consistent"/>
       <m:oMathPara>
         <m:oMathParaPr>
           <m:jc m:val="center"/>
@@ -373,7 +384,7 @@
           </m:r>
         </m:oMath>
       </m:oMathPara>
-      <w:bookmarkEnd w:id="10"/>
+      <w:bookmarkEnd w:id="11"/>
     </w:p>
     <w:p>
       <w:pPr>
@@ -409,7 +420,7 @@
       <w:r>
         <w:t xml:space="preserve"> </w:t>
       </w:r>
-      <w:hyperlink r:id="rId11">
+      <w:hyperlink r:id="rId12">
         <w:r>
           <w:rPr>
             <w:rStyle w:val="Hyperlink"/>
@@ -491,7 +502,7 @@
         <w:t xml:space="preserve"> </w:t>
       </w:r>
       <w:r>
-        <w:t xml:space="preserve">Casella and Berger [2], Def. 10.1.1</w:t>
+        <w:t xml:space="preserve">Casella and Berger [1], Def. 10.1.1</w:t>
       </w:r>
       <w:r>
         <w:t xml:space="preserve">;</w:t>
@@ -500,14 +511,14 @@
         <w:t xml:space="preserve"> </w:t>
       </w:r>
       <w:r>
-        <w:t xml:space="preserve">Wikipedia contributors [1]</w:t>
+        <w:t xml:space="preserve">Wikipedia contributors [2]</w:t>
       </w:r>
       <w:r>
         <w:t xml:space="preserve">.</w:t>
       </w:r>
     </w:p>
-    <w:bookmarkEnd w:id="12"/>
-    <w:bookmarkStart w:id="16" w:name="rem-consistent-sequence"/>
+    <w:bookmarkEnd w:id="13"/>
+    <w:bookmarkStart w:id="17" w:name="rem-consistent-sequence"/>
     <w:p>
       <w:pPr>
         <w:pStyle w:val="BodyText"/>
@@ -528,7 +539,7 @@
       <w:r>
         <w:t xml:space="preserve"> </w:t>
       </w:r>
-      <w:hyperlink r:id="rId13">
+      <w:hyperlink r:id="rId14">
         <w:r>
           <w:rPr>
             <w:rStyle w:val="Hyperlink"/>
@@ -635,7 +646,7 @@
       <w:r>
         <w:t xml:space="preserve"> </w:t>
       </w:r>
-      <w:hyperlink r:id="rId14">
+      <w:hyperlink r:id="rId15">
         <w:r>
           <w:rPr>
             <w:rStyle w:val="Hyperlink"/>
@@ -652,7 +663,7 @@
       <w:r>
         <w:t xml:space="preserve"> </w:t>
       </w:r>
-      <w:hyperlink r:id="rId15">
+      <w:hyperlink r:id="rId16">
         <w:r>
           <w:rPr>
             <w:rStyle w:val="Hyperlink"/>
@@ -753,8 +764,8 @@
         <w:t xml:space="preserve">of a mean is the standard example).</w:t>
       </w:r>
     </w:p>
-    <w:bookmarkEnd w:id="16"/>
-    <w:bookmarkStart w:id="18" w:name="exr-estimation-error-bound"/>
+    <w:bookmarkEnd w:id="17"/>
+    <w:bookmarkStart w:id="19" w:name="exr-estimation-error-bound"/>
     <w:p>
       <w:pPr>
         <w:pStyle w:val="BodyText"/>
@@ -810,7 +821,7 @@
       <w:r>
         <w:t xml:space="preserve"> </w:t>
       </w:r>
-      <w:hyperlink r:id="rId15">
+      <w:hyperlink r:id="rId16">
         <w:r>
           <w:rPr>
             <w:rStyle w:val="Hyperlink"/>
@@ -856,7 +867,7 @@
       <w:r>
         <w:t xml:space="preserve"> </w:t>
       </w:r>
-      <w:hyperlink r:id="rId17">
+      <w:hyperlink r:id="rId18">
         <w:r>
           <w:rPr>
             <w:rStyle w:val="Hyperlink"/>
@@ -1001,8 +1012,8 @@
         <w:t xml:space="preserve">.</w:t>
       </w:r>
     </w:p>
-    <w:bookmarkEnd w:id="18"/>
-    <w:bookmarkStart w:id="19" w:name="sol-estimation-error-bound"/>
+    <w:bookmarkEnd w:id="19"/>
+    <w:bookmarkStart w:id="20" w:name="sol-estimation-error-bound"/>
     <w:p>
       <w:pPr>
         <w:pStyle w:val="BodyText"/>
@@ -1712,8 +1723,8 @@
         </m:oMath>
       </m:oMathPara>
     </w:p>
-    <w:bookmarkEnd w:id="19"/>
-    <w:bookmarkStart w:id="21" w:name="lem-estimation-error-bound"/>
+    <w:bookmarkEnd w:id="20"/>
+    <w:bookmarkStart w:id="22" w:name="lem-estimation-error-bound"/>
     <w:p>
       <w:pPr>
         <w:pStyle w:val="FirstParagraph"/>
@@ -1846,7 +1857,7 @@
       <w:pPr>
         <w:pStyle w:val="BodyText"/>
       </w:pPr>
-      <w:bookmarkStart w:id="20" w:name="eq-estimation-error-bound"/>
+      <w:bookmarkStart w:id="21" w:name="eq-estimation-error-bound"/>
       <m:oMathPara>
         <m:oMathParaPr>
           <m:jc m:val="center"/>
@@ -1997,9 +2008,9 @@
           </m:r>
         </m:oMath>
       </m:oMathPara>
-      <w:bookmarkEnd w:id="20"/>
+      <w:bookmarkEnd w:id="21"/>
     </w:p>
-    <w:bookmarkEnd w:id="21"/>
+    <w:bookmarkEnd w:id="22"/>
     <w:p>
       <w:pPr>
         <w:pStyle w:val="FirstParagraph"/>
@@ -2032,7 +2043,7 @@
         <w:t xml:space="preserve">.</w:t>
       </w:r>
     </w:p>
-    <w:bookmarkStart w:id="23" w:name="thm-mse-consistent"/>
+    <w:bookmarkStart w:id="24" w:name="thm-mse-consistent"/>
     <w:p>
       <w:pPr>
         <w:pStyle w:val="BodyText"/>
@@ -2163,7 +2174,7 @@
       <w:pPr>
         <w:pStyle w:val="BodyText"/>
       </w:pPr>
-      <w:bookmarkStart w:id="22" w:name="eq-mse-consistent"/>
+      <w:bookmarkStart w:id="23" w:name="eq-mse-consistent"/>
       <m:oMathPara>
         <m:oMathParaPr>
           <m:jc m:val="center"/>
@@ -2315,9 +2326,9 @@
           </m:r>
         </m:oMath>
       </m:oMathPara>
-      <w:bookmarkEnd w:id="22"/>
+      <w:bookmarkEnd w:id="23"/>
     </w:p>
-    <w:bookmarkEnd w:id="23"/>
+    <w:bookmarkEnd w:id="24"/>
     <w:p>
       <w:pPr>
         <w:pStyle w:val="FirstParagraph"/>
@@ -2333,7 +2344,7 @@
         <w:t xml:space="preserve">. </w:t>
       </w:r>
       <w:r>
-        <w:t xml:space="preserve">Fix</w:t>
+        <w:t xml:space="preserve">Let</w:t>
       </w:r>
       <w:r>
         <w:t xml:space="preserve"> </w:t>
@@ -2700,7 +2711,7 @@
         <w:t xml:space="preserve">.</w:t>
       </w:r>
     </w:p>
-    <w:bookmarkStart w:id="24" w:name="cor-sample-mean-consistent"/>
+    <w:bookmarkStart w:id="25" w:name="cor-sample-mean-consistent"/>
     <w:p>
       <w:pPr>
         <w:pStyle w:val="BodyText"/>
@@ -2885,7 +2896,7 @@
         <w:t xml:space="preserve">.</w:t>
       </w:r>
     </w:p>
-    <w:bookmarkEnd w:id="24"/>
+    <w:bookmarkEnd w:id="25"/>
     <w:p>
       <w:pPr>
         <w:pStyle w:val="BodyText"/>
@@ -2906,7 +2917,7 @@
       <w:r>
         <w:t xml:space="preserve"> </w:t>
       </w:r>
-      <w:hyperlink r:id="rId25">
+      <w:hyperlink r:id="rId26">
         <w:r>
           <w:rPr>
             <w:rStyle w:val="Hyperlink"/>
@@ -3093,7 +3104,7 @@
       <w:r>
         <w:t xml:space="preserve"> </w:t>
       </w:r>
-      <w:hyperlink r:id="rId26">
+      <w:hyperlink r:id="rId27">
         <w:r>
           <w:rPr>
             <w:rStyle w:val="Hyperlink"/>
@@ -3111,7 +3122,7 @@
         <w:t xml:space="preserve">proved in pds directly from Chebyshev’s inequality.</w:t>
       </w:r>
     </w:p>
-    <w:bookmarkStart w:id="33" w:name="exm-consistency-birthwt"/>
+    <w:bookmarkStart w:id="34" w:name="exm-consistency-birthwt"/>
     <w:p>
       <w:pPr>
         <w:pStyle w:val="BodyText"/>
@@ -3162,7 +3173,7 @@
       <w:r>
         <w:t xml:space="preserve"> </w:t>
       </w:r>
-      <w:hyperlink r:id="rId27">
+      <w:hyperlink r:id="rId28">
         <w:r>
           <w:rPr>
             <w:rStyle w:val="VerbatimChar"/>
@@ -3194,7 +3205,7 @@
       <w:r>
         <w:t xml:space="preserve"> </w:t>
       </w:r>
-      <w:hyperlink r:id="rId28">
+      <w:hyperlink r:id="rId29">
         <w:r>
           <w:rPr>
             <w:rStyle w:val="VerbatimChar"/>
@@ -3542,7 +3553,7 @@
       <w:r>
         <w:t xml:space="preserve"> </w:t>
       </w:r>
-      <w:hyperlink r:id="rId25">
+      <w:hyperlink r:id="rId26">
         <w:r>
           <w:rPr>
             <w:rStyle w:val="Hyperlink"/>
@@ -4751,7 +4762,7 @@
       <w:tr>
         <w:tc>
           <w:tcPr/>
-          <w:bookmarkStart w:id="32" w:name="fig-consistency-birthwt"/>
+          <w:bookmarkStart w:id="33" w:name="fig-consistency-birthwt"/>
           <w:p>
             <w:pPr>
               <w:pStyle w:val="SourceCode"/>
@@ -5451,18 +5462,18 @@
                 <wp:inline>
                   <wp:extent cx="4620126" cy="3696101"/>
                   <wp:effectExtent b="0" l="0" r="0" t="0"/>
-                  <wp:docPr descr="" title="" id="30" name="Picture"/>
+                  <wp:docPr descr="" title="" id="31" name="Picture"/>
                   <a:graphic>
                     <a:graphicData uri="http://schemas.openxmlformats.org/drawingml/2006/picture">
                       <pic:pic>
                         <pic:nvPicPr>
-                          <pic:cNvPr descr="estimator-properties_files/figure-docx/consistency-birthwt-plot-1.png" id="31" name="Picture"/>
+                          <pic:cNvPr descr="estimator-properties_files/figure-docx/consistency-birthwt-plot-1.png" id="32" name="Picture"/>
                           <pic:cNvPicPr>
                             <a:picLocks noChangeArrowheads="1" noChangeAspect="1"/>
                           </pic:cNvPicPr>
                         </pic:nvPicPr>
                         <pic:blipFill>
-                          <a:blip r:embed="rId29"/>
+                          <a:blip r:embed="rId30"/>
                           <a:stretch>
                             <a:fillRect/>
                           </a:stretch>
@@ -5544,7 +5555,7 @@
               </w:r>
             </w:hyperlink>
           </w:p>
-          <w:bookmarkEnd w:id="32"/>
+          <w:bookmarkEnd w:id="33"/>
         </w:tc>
       </w:tr>
     </w:tbl>
@@ -5625,9 +5636,9 @@
         <w:t xml:space="preserve">decay.</w:t>
       </w:r>
     </w:p>
-    <w:bookmarkEnd w:id="33"/>
     <w:bookmarkEnd w:id="34"/>
-    <w:bookmarkStart w:id="41" w:name="sec-efficiency"/>
+    <w:bookmarkEnd w:id="35"/>
+    <w:bookmarkStart w:id="42" w:name="sec-efficiency"/>
     <w:p>
       <w:pPr>
         <w:pStyle w:val="Heading2"/>
@@ -5636,7 +5647,7 @@
         <w:t xml:space="preserve">2 Efficiency</w:t>
       </w:r>
     </w:p>
-    <w:bookmarkStart w:id="35" w:name="def-relative-efficiency"/>
+    <w:bookmarkStart w:id="36" w:name="def-relative-efficiency"/>
     <w:p>
       <w:pPr>
         <w:pStyle w:val="FirstParagraph"/>
@@ -5810,7 +5821,7 @@
       <w:r>
         <w:t xml:space="preserve"> </w:t>
       </w:r>
-      <w:hyperlink r:id="rId15">
+      <w:hyperlink r:id="rId16">
         <w:r>
           <w:rPr>
             <w:rStyle w:val="Hyperlink"/>
@@ -5975,8 +5986,8 @@
         <w:t xml:space="preserve">.</w:t>
       </w:r>
     </w:p>
-    <w:bookmarkEnd w:id="35"/>
-    <w:bookmarkStart w:id="36" w:name="rem-source-relative-efficiency"/>
+    <w:bookmarkEnd w:id="36"/>
+    <w:bookmarkStart w:id="37" w:name="rem-source-relative-efficiency"/>
     <w:p>
       <w:pPr>
         <w:pStyle w:val="BodyText"/>
@@ -5992,7 +6003,7 @@
         <w:t xml:space="preserve"> (Source: Relative efficiency). </w:t>
       </w:r>
       <w:r>
-        <w:t xml:space="preserve">Casella and Berger [2]</w:t>
+        <w:t xml:space="preserve">Casella and Berger [1]</w:t>
       </w:r>
       <w:r>
         <w:t xml:space="preserve"> </w:t>
@@ -6007,8 +6018,8 @@
         <w:t xml:space="preserve">this finite-sample form uses the mean squared error of their Def. 7.3.1 (p. 330).</w:t>
       </w:r>
     </w:p>
-    <w:bookmarkEnd w:id="36"/>
-    <w:bookmarkStart w:id="38" w:name="rem-relative-efficiency"/>
+    <w:bookmarkEnd w:id="37"/>
+    <w:bookmarkStart w:id="39" w:name="rem-relative-efficiency"/>
     <w:p>
       <w:pPr>
         <w:pStyle w:val="BodyText"/>
@@ -6098,7 +6109,7 @@
       <w:r>
         <w:t xml:space="preserve"> </w:t>
       </w:r>
-      <w:hyperlink r:id="rId14">
+      <w:hyperlink r:id="rId15">
         <w:r>
           <w:rPr>
             <w:rStyle w:val="Hyperlink"/>
@@ -6118,7 +6129,7 @@
       <w:r>
         <w:t xml:space="preserve">(</w:t>
       </w:r>
-      <w:hyperlink r:id="rId37">
+      <w:hyperlink r:id="rId38">
         <w:r>
           <w:rPr>
             <w:rStyle w:val="Hyperlink"/>
@@ -6136,8 +6147,8 @@
         <w:t xml:space="preserve">so the relative efficiency is the ratio of the variances.</w:t>
       </w:r>
     </w:p>
-    <w:bookmarkEnd w:id="38"/>
-    <w:bookmarkStart w:id="40" w:name="exm-relative-efficiency-mean"/>
+    <w:bookmarkEnd w:id="39"/>
+    <w:bookmarkStart w:id="41" w:name="exm-relative-efficiency-mean"/>
     <w:p>
       <w:pPr>
         <w:pStyle w:val="BodyText"/>
@@ -6158,7 +6169,7 @@
       <w:r>
         <w:t xml:space="preserve"> </w:t>
       </w:r>
-      <w:hyperlink r:id="rId25">
+      <w:hyperlink r:id="rId26">
         <w:r>
           <w:rPr>
             <w:rStyle w:val="Hyperlink"/>
@@ -6771,7 +6782,7 @@
       <w:r>
         <w:t xml:space="preserve"> </w:t>
       </w:r>
-      <w:hyperlink r:id="rId39">
+      <w:hyperlink r:id="rId40">
         <w:r>
           <w:rPr>
             <w:rStyle w:val="Hyperlink"/>
@@ -6809,13 +6820,13 @@
         <w:t xml:space="preserve">.</w:t>
       </w:r>
     </w:p>
-    <w:bookmarkEnd w:id="40"/>
+    <w:bookmarkEnd w:id="41"/>
     <w:p>
       <w:pPr>
         <w:pStyle w:val="BodyText"/>
       </w:pPr>
       <w:r>
-        <w:t xml:space="preserve">Casella and Berger [2, Sec. 10.1], pp. 467–480</w:t>
+        <w:t xml:space="preserve">Casella and Berger [1, Sec. 10.1], pp. 467–480</w:t>
       </w:r>
       <w:r>
         <w:t xml:space="preserve"> </w:t>
@@ -6824,8 +6835,8 @@
         <w:t xml:space="preserve">covers point estimation, including consistency, efficiency and bootstrap standard errors.</w:t>
       </w:r>
     </w:p>
-    <w:bookmarkEnd w:id="41"/>
-    <w:bookmarkStart w:id="64" w:name="sec-cramer-rao"/>
+    <w:bookmarkEnd w:id="42"/>
+    <w:bookmarkStart w:id="66" w:name="sec-cramer-rao"/>
     <w:p>
       <w:pPr>
         <w:pStyle w:val="Heading2"/>
@@ -6834,7 +6845,7 @@
         <w:t xml:space="preserve">3 The Cramér–Rao lower bound</w:t>
       </w:r>
     </w:p>
-    <w:bookmarkStart w:id="44" w:name="exr-cov-estimator-score"/>
+    <w:bookmarkStart w:id="45" w:name="exr-cov-estimator-score"/>
     <w:p>
       <w:pPr>
         <w:pStyle w:val="FirstParagraph"/>
@@ -6896,7 +6907,7 @@
       <w:r>
         <w:t xml:space="preserve"> </w:t>
       </w:r>
-      <w:hyperlink r:id="rId42">
+      <w:hyperlink r:id="rId43">
         <w:r>
           <w:rPr>
             <w:rStyle w:val="Hyperlink"/>
@@ -6928,7 +6939,7 @@
       <w:r>
         <w:t xml:space="preserve"> </w:t>
       </w:r>
-      <w:hyperlink r:id="rId14">
+      <w:hyperlink r:id="rId15">
         <w:r>
           <w:rPr>
             <w:rStyle w:val="Hyperlink"/>
@@ -6986,7 +6997,7 @@
       <w:r>
         <w:t xml:space="preserve"> </w:t>
       </w:r>
-      <w:hyperlink r:id="rId43">
+      <w:hyperlink r:id="rId44">
         <w:r>
           <w:rPr>
             <w:rStyle w:val="Hyperlink"/>
@@ -7070,8 +7081,8 @@
         <w:t xml:space="preserve">can be taken inside the integral.</w:t>
       </w:r>
     </w:p>
-    <w:bookmarkEnd w:id="44"/>
-    <w:bookmarkStart w:id="46" w:name="sol-cov-estimator-score"/>
+    <w:bookmarkEnd w:id="45"/>
+    <w:bookmarkStart w:id="47" w:name="sol-cov-estimator-score"/>
     <w:p>
       <w:pPr>
         <w:pStyle w:val="BodyText"/>
@@ -7092,7 +7103,7 @@
       <w:r>
         <w:t xml:space="preserve"> </w:t>
       </w:r>
-      <w:hyperlink r:id="rId42">
+      <w:hyperlink r:id="rId43">
         <w:r>
           <w:rPr>
             <w:rStyle w:val="Hyperlink"/>
@@ -7112,7 +7123,7 @@
       <w:r>
         <w:t xml:space="preserve"> </w:t>
       </w:r>
-      <w:hyperlink r:id="rId45">
+      <w:hyperlink r:id="rId46">
         <w:r>
           <w:rPr>
             <w:rStyle w:val="Hyperlink"/>
@@ -7158,8 +7169,8 @@
     $$</w:t>
       </w:r>
     </w:p>
-    <w:bookmarkEnd w:id="46"/>
-    <w:bookmarkStart w:id="48" w:name="lem-cov-estimator-score"/>
+    <w:bookmarkEnd w:id="47"/>
+    <w:bookmarkStart w:id="49" w:name="lem-cov-estimator-score"/>
     <w:p>
       <w:pPr>
         <w:pStyle w:val="FirstParagraph"/>
@@ -7237,15 +7248,15 @@
       <w:pPr>
         <w:pStyle w:val="BodyText"/>
       </w:pPr>
-      <w:bookmarkStart w:id="47" w:name="eq-cov-estimator-score"/>
+      <w:bookmarkStart w:id="48" w:name="eq-cov-estimator-score"/>
       <w:r>
         <w:t xml:space="preserve">$$
     \operatorname{Cov}\mathopen{}\left(\hat{\theta}, \ell'(\mathord{\smash[b]{\underset{\raise.3ex\hbox{$\scriptstyle\sim$}}{X}}\vphantom{X}}\mid \theta)\right)\mathclose{} = 1
      \qquad(4)$$</w:t>
       </w:r>
-      <w:bookmarkEnd w:id="47"/>
+      <w:bookmarkEnd w:id="48"/>
     </w:p>
-    <w:bookmarkEnd w:id="48"/>
+    <w:bookmarkEnd w:id="49"/>
     <w:p>
       <w:pPr>
         <w:pStyle w:val="FirstParagraph"/>
@@ -7278,7 +7289,7 @@
         <w:t xml:space="preserve">.</w:t>
       </w:r>
     </w:p>
-    <w:bookmarkStart w:id="51" w:name="thm-cramer-rao"/>
+    <w:bookmarkStart w:id="52" w:name="thm-cramer-rao"/>
     <w:p>
       <w:pPr>
         <w:pStyle w:val="BodyText"/>
@@ -7319,7 +7330,7 @@
       <w:r>
         <w:t xml:space="preserve"> </w:t>
       </w:r>
-      <w:hyperlink r:id="rId49">
+      <w:hyperlink r:id="rId50">
         <w:r>
           <w:rPr>
             <w:rStyle w:val="Hyperlink"/>
@@ -7429,23 +7440,14 @@
         <w:t xml:space="preserve"> </w:t>
       </w:r>
       <w:r>
-        <w:t xml:space="preserve">the reciprocal of the expected information</w:t>
-      </w:r>
-      <w:r>
-        <w:t xml:space="preserve"> </w:t>
-      </w:r>
-      <w:r>
-        <w:t xml:space="preserve">[5]</w:t>
-      </w:r>
-      <w:r>
-        <w:t xml:space="preserve">:</w:t>
+        <w:t xml:space="preserve">the reciprocal of the expected information:</w:t>
       </w:r>
     </w:p>
     <w:p>
       <w:pPr>
         <w:pStyle w:val="BodyText"/>
       </w:pPr>
-      <w:bookmarkStart w:id="50" w:name="eq-cramer-rao"/>
+      <w:bookmarkStart w:id="51" w:name="eq-cramer-rao"/>
       <m:oMathPara>
         <m:oMathParaPr>
           <m:jc m:val="center"/>
@@ -7543,7 +7545,7 @@
           </m:r>
         </m:oMath>
       </m:oMathPara>
-      <w:bookmarkEnd w:id="50"/>
+      <w:bookmarkEnd w:id="51"/>
     </w:p>
     <w:p>
       <w:pPr>
@@ -7556,13 +7558,13 @@
         <w:t xml:space="preserve"> </w:t>
       </w:r>
       <w:r>
-        <w:t xml:space="preserve">[6], [7], [2], Thm. 7.3.9, p. 335, [5]</w:t>
+        <w:t xml:space="preserve">[5], [6], [1], Thm. 7.3.9, p. 335, [7]</w:t>
       </w:r>
       <w:r>
         <w:t xml:space="preserve">.</w:t>
       </w:r>
     </w:p>
-    <w:bookmarkEnd w:id="51"/>
+    <w:bookmarkEnd w:id="52"/>
     <w:p>
       <w:pPr>
         <w:pStyle w:val="BodyText"/>
@@ -7625,7 +7627,7 @@
       <w:r>
         <w:t xml:space="preserve"> </w:t>
       </w:r>
-      <w:hyperlink r:id="rId52">
+      <w:hyperlink r:id="rId53">
         <w:r>
           <w:rPr>
             <w:rStyle w:val="Hyperlink"/>
@@ -7799,7 +7801,7 @@
       <w:r>
         <w:t xml:space="preserve"> </w:t>
       </w:r>
-      <w:hyperlink r:id="rId53">
+      <w:hyperlink r:id="rId54">
         <w:r>
           <w:rPr>
             <w:rStyle w:val="Hyperlink"/>
@@ -7843,7 +7845,7 @@
       <w:r>
         <w:t xml:space="preserve"> </w:t>
       </w:r>
-      <w:hyperlink r:id="rId54">
+      <w:hyperlink r:id="rId55">
         <w:r>
           <w:rPr>
             <w:rStyle w:val="Hyperlink"/>
@@ -8550,7 +8552,7 @@
         <w:t xml:space="preserve">.</w:t>
       </w:r>
     </w:p>
-    <w:bookmarkStart w:id="55" w:name="def-efficient"/>
+    <w:bookmarkStart w:id="57" w:name="def-efficient"/>
     <w:p>
       <w:pPr>
         <w:pStyle w:val="BodyText"/>
@@ -8571,7 +8573,7 @@
       <w:r>
         <w:t xml:space="preserve"> </w:t>
       </w:r>
-      <w:hyperlink r:id="rId14">
+      <w:hyperlink r:id="rId15">
         <w:r>
           <w:rPr>
             <w:rStyle w:val="Hyperlink"/>
@@ -8634,7 +8636,24 @@
         <w:t xml:space="preserve"> </w:t>
       </w:r>
       <w:r>
-        <w:t xml:space="preserve">if its variance equals the</w:t>
+        <w:t xml:space="preserve">if its</w:t>
+      </w:r>
+      <w:r>
+        <w:t xml:space="preserve"> </w:t>
+      </w:r>
+      <w:hyperlink r:id="rId56">
+        <w:r>
+          <w:rPr>
+            <w:rStyle w:val="Hyperlink"/>
+          </w:rPr>
+          <w:t xml:space="preserve">variance</w:t>
+        </w:r>
+      </w:hyperlink>
+      <w:r>
+        <w:t xml:space="preserve"> </w:t>
+      </w:r>
+      <w:r>
+        <w:t xml:space="preserve">equals the</w:t>
       </w:r>
       <w:r>
         <w:t xml:space="preserve"> </w:t>
@@ -8647,12 +8666,6 @@
           <w:t xml:space="preserve">Cramér–Rao lower bound</w:t>
         </w:r>
       </w:hyperlink>
-      <w:r>
-        <w:t xml:space="preserve"> </w:t>
-      </w:r>
-      <w:r>
-        <w:t xml:space="preserve">[4]</w:t>
-      </w:r>
       <w:r>
         <w:t xml:space="preserve">:</w:t>
       </w:r>
@@ -8752,7 +8765,7 @@
         <w:t xml:space="preserve"> </w:t>
       </w:r>
       <w:r>
-        <w:t xml:space="preserve">Casella and Berger [2, Sec. 7.3.2]</w:t>
+        <w:t xml:space="preserve">Casella and Berger [1, Sec. 7.3.2]</w:t>
       </w:r>
       <w:r>
         <w:t xml:space="preserve">;</w:t>
@@ -8767,8 +8780,8 @@
         <w:t xml:space="preserve">.</w:t>
       </w:r>
     </w:p>
-    <w:bookmarkEnd w:id="55"/>
-    <w:bookmarkStart w:id="56" w:name="rem-efficient-minimum-variance"/>
+    <w:bookmarkEnd w:id="57"/>
+    <w:bookmarkStart w:id="58" w:name="rem-efficient-minimum-variance"/>
     <w:p>
       <w:pPr>
         <w:pStyle w:val="BodyText"/>
@@ -8804,7 +8817,7 @@
       <w:r>
         <w:t xml:space="preserve">(</w:t>
       </w:r>
-      <w:hyperlink r:id="rId37">
+      <w:hyperlink r:id="rId38">
         <w:r>
           <w:rPr>
             <w:rStyle w:val="Hyperlink"/>
@@ -8816,8 +8829,8 @@
         <w:t xml:space="preserve">, with zero bias).</w:t>
       </w:r>
     </w:p>
-    <w:bookmarkEnd w:id="56"/>
-    <w:bookmarkStart w:id="60" w:name="exm-poisson-efficient"/>
+    <w:bookmarkEnd w:id="58"/>
+    <w:bookmarkStart w:id="62" w:name="exm-poisson-efficient"/>
     <w:p>
       <w:pPr>
         <w:pStyle w:val="BodyText"/>
@@ -8971,7 +8984,7 @@
       <w:r>
         <w:t xml:space="preserve">(</w:t>
       </w:r>
-      <w:hyperlink r:id="rId57">
+      <w:hyperlink r:id="rId59">
         <w:r>
           <w:rPr>
             <w:rStyle w:val="Hyperlink"/>
@@ -9103,7 +9116,7 @@
       <w:r>
         <w:t xml:space="preserve">(</w:t>
       </w:r>
-      <w:hyperlink r:id="rId25">
+      <w:hyperlink r:id="rId26">
         <w:r>
           <w:rPr>
             <w:rStyle w:val="Hyperlink"/>
@@ -9171,7 +9184,7 @@
       <w:r>
         <w:t xml:space="preserve">(</w:t>
       </w:r>
-      <w:hyperlink r:id="rId58">
+      <w:hyperlink r:id="rId60">
         <w:r>
           <w:rPr>
             <w:rStyle w:val="Hyperlink"/>
@@ -9421,7 +9434,7 @@
       <w:r>
         <w:t xml:space="preserve">It is also the maximum likelihood estimator (</w:t>
       </w:r>
-      <w:hyperlink r:id="rId59">
+      <w:hyperlink r:id="rId61">
         <w:r>
           <w:rPr>
             <w:rStyle w:val="Hyperlink"/>
@@ -9433,8 +9446,8 @@
         <w:t xml:space="preserve">).</w:t>
       </w:r>
     </w:p>
-    <w:bookmarkEnd w:id="60"/>
-    <w:bookmarkStart w:id="63" w:name="rem-cramer-rao-scope"/>
+    <w:bookmarkEnd w:id="62"/>
+    <w:bookmarkStart w:id="65" w:name="rem-cramer-rao-scope"/>
     <w:p>
       <w:pPr>
         <w:pStyle w:val="BodyText"/>
@@ -9461,7 +9474,7 @@
       <w:r>
         <w:t xml:space="preserve"> </w:t>
       </w:r>
-      <w:hyperlink r:id="rId42">
+      <w:hyperlink r:id="rId43">
         <w:r>
           <w:rPr>
             <w:rStyle w:val="Hyperlink"/>
@@ -9534,7 +9547,7 @@
       <w:r>
         <w:t xml:space="preserve"> </w:t>
       </w:r>
-      <w:hyperlink r:id="rId61">
+      <w:hyperlink r:id="rId63">
         <w:r>
           <w:rPr>
             <w:rStyle w:val="Hyperlink"/>
@@ -9588,7 +9601,7 @@
       <w:r>
         <w:t xml:space="preserve"> </w:t>
       </w:r>
-      <w:hyperlink r:id="rId37">
+      <w:hyperlink r:id="rId38">
         <w:r>
           <w:rPr>
             <w:rStyle w:val="Hyperlink"/>
@@ -9711,7 +9724,7 @@
       <w:r>
         <w:t xml:space="preserve"> </w:t>
       </w:r>
-      <w:hyperlink r:id="rId62">
+      <w:hyperlink r:id="rId64">
         <w:r>
           <w:rPr>
             <w:rStyle w:val="Hyperlink"/>
@@ -9726,7 +9739,7 @@
         <w:t xml:space="preserve">attains it asymptotically.</w:t>
       </w:r>
     </w:p>
-    <w:bookmarkEnd w:id="63"/>
+    <w:bookmarkEnd w:id="65"/>
     <w:p>
       <w:pPr>
         <w:pStyle w:val="Compact"/>
@@ -9754,7 +9767,7 @@
         </w:numPr>
       </w:pPr>
       <w:r>
-        <w:t xml:space="preserve">Casella and Berger [2, Sec. 7.3.2], pp. 334–341</w:t>
+        <w:t xml:space="preserve">Casella and Berger [1, Sec. 7.3.2], pp. 334–341</w:t>
       </w:r>
       <w:r>
         <w:t xml:space="preserve"> </w:t>
@@ -9799,8 +9812,8 @@
         <w:t xml:space="preserve">covers efficiency and the Cramér–Rao lower bound.</w:t>
       </w:r>
     </w:p>
-    <w:bookmarkEnd w:id="64"/>
-    <w:bookmarkStart w:id="80" w:name="references"/>
+    <w:bookmarkEnd w:id="66"/>
+    <w:bookmarkStart w:id="82" w:name="references"/>
     <w:p>
       <w:pPr>
         <w:pStyle w:val="Heading2"/>
@@ -9809,71 +9822,14 @@
         <w:t xml:space="preserve">References</w:t>
       </w:r>
     </w:p>
-    <w:bookmarkStart w:id="79" w:name="refs"/>
-    <w:bookmarkStart w:id="66" w:name="ref-wikipedia_consistent_estimator"/>
-    <w:p>
-      <w:pPr>
-        <w:pStyle w:val="Bibliography"/>
-      </w:pPr>
-      <w:r>
-        <w:t xml:space="preserve">[1]</w:t>
-      </w:r>
-      <w:r>
-        <w:t xml:space="preserve"> </w:t>
-      </w:r>
-      <w:r>
-        <w:t xml:space="preserve">	</w:t>
-      </w:r>
-      <w:r>
-        <w:t xml:space="preserve">Wikipedia contributors,</w:t>
-      </w:r>
-      <w:r>
-        <w:t xml:space="preserve"> </w:t>
-      </w:r>
-      <w:r>
-        <w:t xml:space="preserve">“Consistent estimator —</w:t>
-      </w:r>
-      <w:r>
-        <w:t xml:space="preserve"> </w:t>
-      </w:r>
-      <w:r>
-        <w:t xml:space="preserve">Wikipedia</w:t>
-      </w:r>
-      <w:r>
-        <w:t xml:space="preserve">,</w:t>
-      </w:r>
-      <w:r>
-        <w:t xml:space="preserve"> </w:t>
-      </w:r>
-      <w:r>
-        <w:t xml:space="preserve">the free encyclopedia.”</w:t>
-      </w:r>
-      <w:r>
-        <w:t xml:space="preserve"> </w:t>
-      </w:r>
-      <w:r>
-        <w:t xml:space="preserve">2026. Available:</w:t>
-      </w:r>
-      <w:r>
-        <w:t xml:space="preserve"> </w:t>
-      </w:r>
-      <w:hyperlink r:id="rId65">
-        <w:r>
-          <w:rPr>
-            <w:rStyle w:val="Hyperlink"/>
-          </w:rPr>
-          <w:t xml:space="preserve">https://en.wikipedia.org/wiki/Consistent_estimator</w:t>
-        </w:r>
-      </w:hyperlink>
-    </w:p>
-    <w:bookmarkEnd w:id="66"/>
+    <w:bookmarkStart w:id="81" w:name="refs"/>
     <w:bookmarkStart w:id="68" w:name="ref-CaseBerg01"/>
     <w:p>
       <w:pPr>
         <w:pStyle w:val="Bibliography"/>
       </w:pPr>
       <w:r>
-        <w:t xml:space="preserve">[2]</w:t>
+        <w:t xml:space="preserve">[1]</w:t>
       </w:r>
       <w:r>
         <w:t xml:space="preserve"> </w:t>
@@ -9910,13 +9866,13 @@
       </w:hyperlink>
     </w:p>
     <w:bookmarkEnd w:id="68"/>
-    <w:bookmarkStart w:id="69" w:name="ref-hosmer1989applied"/>
+    <w:bookmarkStart w:id="70" w:name="ref-wikipedia_consistent_estimator"/>
     <w:p>
       <w:pPr>
         <w:pStyle w:val="Bibliography"/>
       </w:pPr>
       <w:r>
-        <w:t xml:space="preserve">[3]</w:t>
+        <w:t xml:space="preserve">[2]</w:t>
       </w:r>
       <w:r>
         <w:t xml:space="preserve"> </w:t>
@@ -9925,29 +9881,86 @@
         <w:t xml:space="preserve">	</w:t>
       </w:r>
       <w:r>
-        <w:t xml:space="preserve">D. W. Hosmer and S. Lemeshow,</w:t>
-      </w:r>
-      <w:r>
-        <w:t xml:space="preserve"> </w:t>
-      </w:r>
-      <w:r>
-        <w:rPr>
-          <w:i/>
-          <w:iCs/>
-        </w:rPr>
-        <w:t xml:space="preserve">Applied logistic regression</w:t>
-      </w:r>
-      <w:r>
-        <w:t xml:space="preserve">. New York: Wiley, 1989.</w:t>
-      </w:r>
+        <w:t xml:space="preserve">Wikipedia contributors,</w:t>
+      </w:r>
+      <w:r>
+        <w:t xml:space="preserve"> </w:t>
+      </w:r>
+      <w:r>
+        <w:t xml:space="preserve">“Consistent estimator —</w:t>
+      </w:r>
+      <w:r>
+        <w:t xml:space="preserve"> </w:t>
+      </w:r>
+      <w:r>
+        <w:t xml:space="preserve">Wikipedia</w:t>
+      </w:r>
+      <w:r>
+        <w:t xml:space="preserve">,</w:t>
+      </w:r>
+      <w:r>
+        <w:t xml:space="preserve"> </w:t>
+      </w:r>
+      <w:r>
+        <w:t xml:space="preserve">the free encyclopedia.”</w:t>
+      </w:r>
+      <w:r>
+        <w:t xml:space="preserve"> </w:t>
+      </w:r>
+      <w:r>
+        <w:t xml:space="preserve">2026. Available:</w:t>
+      </w:r>
+      <w:r>
+        <w:t xml:space="preserve"> </w:t>
+      </w:r>
+      <w:hyperlink r:id="rId69">
+        <w:r>
+          <w:rPr>
+            <w:rStyle w:val="Hyperlink"/>
+          </w:rPr>
+          <w:t xml:space="preserve">https://en.wikipedia.org/wiki/Consistent_estimator</w:t>
+        </w:r>
+      </w:hyperlink>
     </w:p>
-    <w:bookmarkEnd w:id="69"/>
-    <w:bookmarkStart w:id="71" w:name="ref-wikipedia_efficiency_statistics"/>
+    <w:bookmarkEnd w:id="70"/>
+    <w:bookmarkStart w:id="71" w:name="ref-hosmer1989applied"/>
     <w:p>
       <w:pPr>
         <w:pStyle w:val="Bibliography"/>
       </w:pPr>
       <w:r>
+        <w:t xml:space="preserve">[3]</w:t>
+      </w:r>
+      <w:r>
+        <w:t xml:space="preserve"> </w:t>
+      </w:r>
+      <w:r>
+        <w:t xml:space="preserve">	</w:t>
+      </w:r>
+      <w:r>
+        <w:t xml:space="preserve">D. W. Hosmer and S. Lemeshow,</w:t>
+      </w:r>
+      <w:r>
+        <w:t xml:space="preserve"> </w:t>
+      </w:r>
+      <w:r>
+        <w:rPr>
+          <w:i/>
+          <w:iCs/>
+        </w:rPr>
+        <w:t xml:space="preserve">Applied logistic regression</w:t>
+      </w:r>
+      <w:r>
+        <w:t xml:space="preserve">. New York: Wiley, 1989.</w:t>
+      </w:r>
+    </w:p>
+    <w:bookmarkEnd w:id="71"/>
+    <w:bookmarkStart w:id="73" w:name="ref-wikipedia_efficiency_statistics"/>
+    <w:p>
+      <w:pPr>
+        <w:pStyle w:val="Bibliography"/>
+      </w:pPr>
+      <w:r>
         <w:t xml:space="preserve">[4]</w:t>
       </w:r>
       <w:r>
@@ -9989,75 +10002,12 @@
       <w:r>
         <w:t xml:space="preserve"> </w:t>
       </w:r>
-      <w:hyperlink r:id="rId70">
+      <w:hyperlink r:id="rId72">
         <w:r>
           <w:rPr>
             <w:rStyle w:val="Hyperlink"/>
           </w:rPr>
           <w:t xml:space="preserve">https://en.wikipedia.org/wiki/Efficiency_%28statistics%29</w:t>
-        </w:r>
-      </w:hyperlink>
-    </w:p>
-    <w:bookmarkEnd w:id="71"/>
-    <w:bookmarkStart w:id="73" w:name="ref-wikipedia_cram_r_rao_bound"/>
-    <w:p>
-      <w:pPr>
-        <w:pStyle w:val="Bibliography"/>
-      </w:pPr>
-      <w:r>
-        <w:t xml:space="preserve">[5]</w:t>
-      </w:r>
-      <w:r>
-        <w:t xml:space="preserve"> </w:t>
-      </w:r>
-      <w:r>
-        <w:t xml:space="preserve">	</w:t>
-      </w:r>
-      <w:r>
-        <w:t xml:space="preserve">Wikipedia contributors,</w:t>
-      </w:r>
-      <w:r>
-        <w:t xml:space="preserve"> </w:t>
-      </w:r>
-      <w:r>
-        <w:t xml:space="preserve">“Cram</w:t>
-      </w:r>
-      <w:r>
-        <w:t xml:space="preserve">é</w:t>
-      </w:r>
-      <w:r>
-        <w:t xml:space="preserve">r–rao bound —</w:t>
-      </w:r>
-      <w:r>
-        <w:t xml:space="preserve"> </w:t>
-      </w:r>
-      <w:r>
-        <w:t xml:space="preserve">Wikipedia</w:t>
-      </w:r>
-      <w:r>
-        <w:t xml:space="preserve">,</w:t>
-      </w:r>
-      <w:r>
-        <w:t xml:space="preserve"> </w:t>
-      </w:r>
-      <w:r>
-        <w:t xml:space="preserve">the free encyclopedia.”</w:t>
-      </w:r>
-      <w:r>
-        <w:t xml:space="preserve"> </w:t>
-      </w:r>
-      <w:r>
-        <w:t xml:space="preserve">2026. Available:</w:t>
-      </w:r>
-      <w:r>
-        <w:t xml:space="preserve"> </w:t>
-      </w:r>
-      <w:hyperlink r:id="rId72">
-        <w:r>
-          <w:rPr>
-            <w:rStyle w:val="Hyperlink"/>
-          </w:rPr>
-          <w:t xml:space="preserve">https://en.wikipedia.org/wiki/Cram%C3%A9r%E2%80%93Rao_bound</w:t>
         </w:r>
       </w:hyperlink>
     </w:p>
@@ -10068,7 +10018,7 @@
         <w:pStyle w:val="Bibliography"/>
       </w:pPr>
       <w:r>
-        <w:t xml:space="preserve">[6]</w:t>
+        <w:t xml:space="preserve">[5]</w:t>
       </w:r>
       <w:r>
         <w:t xml:space="preserve"> </w:t>
@@ -10106,7 +10056,7 @@
         <w:pStyle w:val="Bibliography"/>
       </w:pPr>
       <w:r>
-        <w:t xml:space="preserve">[7]</w:t>
+        <w:t xml:space="preserve">[6]</w:t>
       </w:r>
       <w:r>
         <w:t xml:space="preserve"> </w:t>
@@ -10146,13 +10096,13 @@
       </w:r>
     </w:p>
     <w:bookmarkEnd w:id="76"/>
-    <w:bookmarkStart w:id="77" w:name="ref-hoggtanis2015"/>
+    <w:bookmarkStart w:id="78" w:name="ref-wikipedia_cram_r_rao_bound"/>
     <w:p>
       <w:pPr>
         <w:pStyle w:val="Bibliography"/>
       </w:pPr>
       <w:r>
-        <w:t xml:space="preserve">[8]</w:t>
+        <w:t xml:space="preserve">[7]</w:t>
       </w:r>
       <w:r>
         <w:t xml:space="preserve"> </w:t>
@@ -10161,30 +10111,61 @@
         <w:t xml:space="preserve">	</w:t>
       </w:r>
       <w:r>
-        <w:t xml:space="preserve">R. V. Hogg, E. A. Tanis, and D. L. Zimmerman,</w:t>
-      </w:r>
-      <w:r>
-        <w:t xml:space="preserve"> </w:t>
-      </w:r>
-      <w:r>
-        <w:rPr>
-          <w:i/>
-          <w:iCs/>
-        </w:rPr>
-        <w:t xml:space="preserve">Probability and statistical inference</w:t>
-      </w:r>
-      <w:r>
-        <w:t xml:space="preserve">, Tenth edition. Boston: Pearson, 2019.</w:t>
-      </w:r>
+        <w:t xml:space="preserve">Wikipedia contributors,</w:t>
+      </w:r>
+      <w:r>
+        <w:t xml:space="preserve"> </w:t>
+      </w:r>
+      <w:r>
+        <w:t xml:space="preserve">“Cram</w:t>
+      </w:r>
+      <w:r>
+        <w:t xml:space="preserve">é</w:t>
+      </w:r>
+      <w:r>
+        <w:t xml:space="preserve">r–rao bound —</w:t>
+      </w:r>
+      <w:r>
+        <w:t xml:space="preserve"> </w:t>
+      </w:r>
+      <w:r>
+        <w:t xml:space="preserve">Wikipedia</w:t>
+      </w:r>
+      <w:r>
+        <w:t xml:space="preserve">,</w:t>
+      </w:r>
+      <w:r>
+        <w:t xml:space="preserve"> </w:t>
+      </w:r>
+      <w:r>
+        <w:t xml:space="preserve">the free encyclopedia.”</w:t>
+      </w:r>
+      <w:r>
+        <w:t xml:space="preserve"> </w:t>
+      </w:r>
+      <w:r>
+        <w:t xml:space="preserve">2026. Available:</w:t>
+      </w:r>
+      <w:r>
+        <w:t xml:space="preserve"> </w:t>
+      </w:r>
+      <w:hyperlink r:id="rId77">
+        <w:r>
+          <w:rPr>
+            <w:rStyle w:val="Hyperlink"/>
+          </w:rPr>
+          <w:t xml:space="preserve">https://en.wikipedia.org/wiki/Cram%C3%A9r%E2%80%93Rao_bound</w:t>
+        </w:r>
+      </w:hyperlink>
     </w:p>
-    <w:bookmarkEnd w:id="77"/>
-    <w:bookmarkStart w:id="78" w:name="ref-rice2007mathematical"/>
+    <w:bookmarkEnd w:id="78"/>
+    <w:bookmarkStart w:id="79" w:name="ref-hoggtanis2015"/>
     <w:p>
       <w:pPr>
         <w:pStyle w:val="Bibliography"/>
       </w:pPr>
       <w:r>
-        <w:t xml:space="preserve">[9]</w:t>
+        <w:t xml:space="preserve">[8]</w:t>
       </w:r>
       <w:r>
         <w:t xml:space="preserve"> </w:t>
@@ -10193,7 +10174,7 @@
         <w:t xml:space="preserve">	</w:t>
       </w:r>
       <w:r>
-        <w:t xml:space="preserve">J. A. Rice,</w:t>
+        <w:t xml:space="preserve">R. V. Hogg, E. A. Tanis, and D. L. Zimmerman,</w:t>
       </w:r>
       <w:r>
         <w:t xml:space="preserve"> </w:t>
@@ -10203,15 +10184,47 @@
           <w:i/>
           <w:iCs/>
         </w:rPr>
+        <w:t xml:space="preserve">Probability and statistical inference</w:t>
+      </w:r>
+      <w:r>
+        <w:t xml:space="preserve">, Tenth edition. Boston: Pearson, 2019.</w:t>
+      </w:r>
+    </w:p>
+    <w:bookmarkEnd w:id="79"/>
+    <w:bookmarkStart w:id="80" w:name="ref-rice2007mathematical"/>
+    <w:p>
+      <w:pPr>
+        <w:pStyle w:val="Bibliography"/>
+      </w:pPr>
+      <w:r>
+        <w:t xml:space="preserve">[9]</w:t>
+      </w:r>
+      <w:r>
+        <w:t xml:space="preserve"> </w:t>
+      </w:r>
+      <w:r>
+        <w:t xml:space="preserve">	</w:t>
+      </w:r>
+      <w:r>
+        <w:t xml:space="preserve">J. A. Rice,</w:t>
+      </w:r>
+      <w:r>
+        <w:t xml:space="preserve"> </w:t>
+      </w:r>
+      <w:r>
+        <w:rPr>
+          <w:i/>
+          <w:iCs/>
+        </w:rPr>
         <w:t xml:space="preserve">Mathematical statistics and data analysis</w:t>
       </w:r>
       <w:r>
         <w:t xml:space="preserve">, 3rd ed. Belmont, CA: Cengage Learning, 2007.</w:t>
       </w:r>
     </w:p>
-    <w:bookmarkEnd w:id="78"/>
-    <w:bookmarkEnd w:id="79"/>
     <w:bookmarkEnd w:id="80"/>
+    <w:bookmarkEnd w:id="81"/>
+    <w:bookmarkEnd w:id="82"/>
     <w:sectPr>
       <w:footnotePr>
         <w:numRestart w:val="eachSect"/>

--- a/pr-preview/pr-341/estimator-properties-handout.docx
+++ b/pr-preview/pr-341/estimator-properties-handout.docx
@@ -15,7 +15,7 @@
         <w:pStyle w:val="Date"/>
       </w:pPr>
       <w:r>
-        <w:t xml:space="preserve">Last modified: 2026-10-19 00:53:49 (PDT)</w:t>
+        <w:t xml:space="preserve">Last modified: 2026-10-19 01:55:24 (PDT)</w:t>
       </w:r>
     </w:p>
     <w:p>

--- a/pr-preview/pr-341/estimator-properties-handout.docx
+++ b/pr-preview/pr-341/estimator-properties-handout.docx
@@ -15,7 +15,7 @@
         <w:pStyle w:val="Date"/>
       </w:pPr>
       <w:r>
-        <w:t xml:space="preserve">Last modified: 2026-10-19 01:55:24 (PDT)</w:t>
+        <w:t xml:space="preserve">Last modified: 2026-10-19 03:40:46 (PDT)</w:t>
       </w:r>
     </w:p>
     <w:p>
@@ -7142,14 +7142,14 @@
       <w:r>
         <w:t xml:space="preserve">$$
     \begin{aligned}
-    \operatorname{Cov}\mathopen{}\left(\hat{\theta}, \ell'\right)\mathclose{}
-    &amp;= \operatorname{E}\mathopen{}\left[\hat{\theta}\ell'\right]\mathclose{} - \operatorname{E}\mathopen{}\left[\hat{\theta}\right]\mathclose{}\,\operatorname{E}\mathopen{}\left[\ell'\right]\mathclose{}
+    {\operatorname{Cov}\mathopen{}\left(\hat{\theta}, \ell'\right)\mathclose{}}
+    &amp;= {\operatorname{E}\mathopen{}\left[\hat{\theta}\ell'\right]\mathclose{}} - {\operatorname{E}\mathopen{}\left[\hat{\theta}\right]\mathclose{}}\,{\operatorname{E}\mathopen{}\left[\ell'\right]\mathclose{}}
     &amp;&amp; \text{(definition of covariance)}\\
-    &amp;= \operatorname{E}\mathopen{}\left[\hat{\theta}\ell'\right]\mathclose{} - \operatorname{E}\mathopen{}\left[\hat{\theta}\right]\mathclose{} \cdot 0
+    &amp;= {\operatorname{E}\mathopen{}\left[\hat{\theta}\ell'\right]\mathclose{}} - {\operatorname{E}\mathopen{}\left[\hat{\theta}\right]\mathclose{}} \cdot 0
     &amp;&amp; \text{(the score has mean zero)}\\
-    &amp;= \operatorname{E}\mathopen{}\left[\hat{\theta}\ell'\right]\mathclose{} - 0
+    &amp;= {\operatorname{E}\mathopen{}\left[\hat{\theta}\ell'\right]\mathclose{}} - 0
     &amp;&amp; \text{($b \cdot 0 = 0$)}\\
-    &amp;= \operatorname{E}\mathopen{}\left[\hat{\theta}\ell'\right]\mathclose{}
+    &amp;= {\operatorname{E}\mathopen{}\left[\hat{\theta}\ell'\right]\mathclose{}}
     &amp;&amp; \text{($a - 0 = a$)}\\
     &amp;= \int \hat{\theta}(\mathord{\smash[b]{\underset{\raise.3ex\hbox{$\scriptstyle\sim$}}{x}}\vphantom{x}}) \, \ell'(\mathord{\smash[b]{\underset{\raise.3ex\hbox{$\scriptstyle\sim$}}{x}}\vphantom{x}}\mid \theta) \, \operatorname{p}(\mathord{\smash[b]{\underset{\raise.3ex\hbox{$\scriptstyle\sim$}}{x}}\vphantom{x}}\mid \theta) \, d\mathord{\smash[b]{\underset{\raise.3ex\hbox{$\scriptstyle\sim$}}{x}}\vphantom{x}}
     &amp;&amp; \text{(definition of expectation)}\\
@@ -7159,7 +7159,7 @@
     &amp;&amp; \text{(derivative of a log density)}\\
     &amp;= \frac{\partial}{\partial \theta} \int \hat{\theta}(\mathord{\smash[b]{\underset{\raise.3ex\hbox{$\scriptstyle\sim$}}{x}}\vphantom{x}}) \, \operatorname{p}(\mathord{\smash[b]{\underset{\raise.3ex\hbox{$\scriptstyle\sim$}}{x}}\vphantom{x}}\mid \theta) \, d\mathord{\smash[b]{\underset{\raise.3ex\hbox{$\scriptstyle\sim$}}{x}}\vphantom{x}}
     &amp;&amp; \text{(exchange derivative and integral)}\\
-    &amp;= \frac{\partial}{\partial \theta} \operatorname{E}\mathopen{}\left[\hat{\theta}\right]\mathclose{}
+    &amp;= \frac{\partial}{\partial \theta} {\operatorname{E}\mathopen{}\left[\hat{\theta}\right]\mathclose{}}
     &amp;&amp; \text{(definition of expectation)}\\
     &amp;= \frac{\partial}{\partial \theta} \theta
     &amp;&amp; \text{($\hat{\theta}$ is unbiased)}\\
@@ -7251,7 +7251,7 @@
       <w:bookmarkStart w:id="48" w:name="eq-cov-estimator-score"/>
       <w:r>
         <w:t xml:space="preserve">$$
-    \operatorname{Cov}\mathopen{}\left(\hat{\theta}, \ell'(\mathord{\smash[b]{\underset{\raise.3ex\hbox{$\scriptstyle\sim$}}{X}}\vphantom{X}}\mid \theta)\right)\mathclose{} = 1
+    {\operatorname{Cov}\mathopen{}\left(\hat{\theta}, \ell'(\mathord{\smash[b]{\underset{\raise.3ex\hbox{$\scriptstyle\sim$}}{X}}\vphantom{X}}\mid \theta)\right)\mathclose{}} = 1
      \qquad(4)$$</w:t>
       </w:r>
       <w:bookmarkEnd w:id="48"/>
